--- a/docs/Next_Career_After_Fauj_Modules.docx
+++ b/docs/Next_Career_After_Fauj_Modules.docx
@@ -130,6 +130,11 @@
         <w:t xml:space="preserve">5. </w:t>
       </w:r>
       <w:r>
+        <w:rPr>
+          <w:b/>
+          <w:bCs/>
+          <w:highlight w:val="yellow"/>
+        </w:rPr>
         <w:t xml:space="preserve">Skill Equivalency Matrix</w:t>
       </w:r>
     </w:p>
@@ -270,6 +275,22 @@
         <w:t xml:space="preserve">13. </w:t>
       </w:r>
       <w:r>
+        <w:t xml:space="preserve">Sample CV Library</w:t>
+      </w:r>
+    </w:p>
+    <w:p>
+      <w:pPr>
+        <w:spacing w:after="140"/>
+        <w:ind w:left="360"/>
+      </w:pPr>
+      <w:r>
+        <w:rPr>
+          <w:b/>
+          <w:bCs/>
+        </w:rPr>
+        <w:t xml:space="preserve">14. </w:t>
+      </w:r>
+      <w:r>
         <w:t xml:space="preserve">JD Match</w:t>
       </w:r>
     </w:p>
@@ -283,7 +304,7 @@
           <w:b/>
           <w:bCs/>
         </w:rPr>
-        <w:t xml:space="preserve">14. </w:t>
+        <w:t xml:space="preserve">15. </w:t>
       </w:r>
       <w:r>
         <w:t xml:space="preserve">Refined CV</w:t>
@@ -299,7 +320,7 @@
           <w:b/>
           <w:bCs/>
         </w:rPr>
-        <w:t xml:space="preserve">15. </w:t>
+        <w:t xml:space="preserve">16. </w:t>
       </w:r>
       <w:r>
         <w:t xml:space="preserve">Gap Roadmap</w:t>
@@ -315,7 +336,7 @@
           <w:b/>
           <w:bCs/>
         </w:rPr>
-        <w:t xml:space="preserve">16. </w:t>
+        <w:t xml:space="preserve">17. </w:t>
       </w:r>
       <w:r>
         <w:t xml:space="preserve">Corporate Language Guide</w:t>
@@ -331,10 +352,26 @@
           <w:b/>
           <w:bCs/>
         </w:rPr>
-        <w:t xml:space="preserve">17. </w:t>
+        <w:t xml:space="preserve">18. </w:t>
       </w:r>
       <w:r>
         <w:t xml:space="preserve">Corporate Transition - Reading Programme</w:t>
+      </w:r>
+    </w:p>
+    <w:p>
+      <w:pPr>
+        <w:spacing w:after="140"/>
+        <w:ind w:left="360"/>
+      </w:pPr>
+      <w:r>
+        <w:rPr>
+          <w:b/>
+          <w:bCs/>
+        </w:rPr>
+        <w:t xml:space="preserve">19. </w:t>
+      </w:r>
+      <w:r>
+        <w:t xml:space="preserve">Learning Resources Library</w:t>
       </w:r>
     </w:p>
     <w:p>
@@ -359,7 +396,7 @@
           <w:b/>
           <w:bCs/>
         </w:rPr>
-        <w:t xml:space="preserve">18. </w:t>
+        <w:t xml:space="preserve">20. </w:t>
       </w:r>
       <w:r>
         <w:t xml:space="preserve">Job Matches</w:t>
@@ -375,7 +412,7 @@
           <w:b/>
           <w:bCs/>
         </w:rPr>
-        <w:t xml:space="preserve">19. </w:t>
+        <w:t xml:space="preserve">21. </w:t>
       </w:r>
       <w:r>
         <w:t xml:space="preserve">Application Tracker</w:t>
@@ -391,7 +428,7 @@
           <w:b/>
           <w:bCs/>
         </w:rPr>
-        <w:t xml:space="preserve">20. </w:t>
+        <w:t xml:space="preserve">22. </w:t>
       </w:r>
       <w:r>
         <w:t xml:space="preserve">Future Mentor Sign Up</w:t>
@@ -407,7 +444,7 @@
           <w:b/>
           <w:bCs/>
         </w:rPr>
-        <w:t xml:space="preserve">21. </w:t>
+        <w:t xml:space="preserve">23. </w:t>
       </w:r>
       <w:r>
         <w:t xml:space="preserve">LinkedIn Write-up</w:t>
@@ -435,7 +472,7 @@
           <w:b/>
           <w:bCs/>
         </w:rPr>
-        <w:t xml:space="preserve">22. </w:t>
+        <w:t xml:space="preserve">24. </w:t>
       </w:r>
       <w:r>
         <w:t xml:space="preserve">Interview Prep</w:t>
@@ -451,7 +488,39 @@
           <w:b/>
           <w:bCs/>
         </w:rPr>
-        <w:t xml:space="preserve">23. </w:t>
+        <w:t xml:space="preserve">25. </w:t>
+      </w:r>
+      <w:r>
+        <w:t xml:space="preserve">Corporate Culture &amp; Work Environment</w:t>
+      </w:r>
+    </w:p>
+    <w:p>
+      <w:pPr>
+        <w:spacing w:after="140"/>
+        <w:ind w:left="360"/>
+      </w:pPr>
+      <w:r>
+        <w:rPr>
+          <w:b/>
+          <w:bCs/>
+        </w:rPr>
+        <w:t xml:space="preserve">26. </w:t>
+      </w:r>
+      <w:r>
+        <w:t xml:space="preserve">Business Etiquette &amp; Professional Conduct</w:t>
+      </w:r>
+    </w:p>
+    <w:p>
+      <w:pPr>
+        <w:spacing w:after="140"/>
+        <w:ind w:left="360"/>
+      </w:pPr>
+      <w:r>
+        <w:rPr>
+          <w:b/>
+          <w:bCs/>
+        </w:rPr>
+        <w:t xml:space="preserve">27. </w:t>
       </w:r>
       <w:r>
         <w:t xml:space="preserve">Compensation Guidance</w:t>
@@ -467,7 +536,7 @@
           <w:b/>
           <w:bCs/>
         </w:rPr>
-        <w:t xml:space="preserve">24. </w:t>
+        <w:t xml:space="preserve">28. </w:t>
       </w:r>
       <w:r>
         <w:t xml:space="preserve">Financial &amp; Cost-of-Living Calculator</w:t>
@@ -483,7 +552,7 @@
           <w:b/>
           <w:bCs/>
         </w:rPr>
-        <w:t xml:space="preserve">25. </w:t>
+        <w:t xml:space="preserve">29. </w:t>
       </w:r>
       <w:r>
         <w:t xml:space="preserve">Your First 90 Days</w:t>
@@ -491,6 +560,19 @@
     </w:p>
     <w:p>
       <w:pPr>
+        <w:spacing w:after="140" w:before="200"/>
+      </w:pPr>
+      <w:r>
+        <w:rPr>
+          <w:i/>
+          <w:iCs/>
+          <w:color w:val="555555"/>
+        </w:rPr>
+        <w:t xml:space="preserve">Also available on every screen, not part of the phase sequence above: AI Assistant — a floating assistant button, always reachable.</w:t>
+      </w:r>
+    </w:p>
+    <w:p>
+      <w:pPr>
         <w:spacing w:before="300"/>
       </w:pPr>
       <w:r>
@@ -499,7 +581,7 @@
           <w:bCs/>
           <w:color w:val="555555"/>
         </w:rPr>
-        <w:t xml:space="preserve">Total modules: 25</w:t>
+        <w:t xml:space="preserve">Total modules: 30</w:t>
       </w:r>
     </w:p>
     <w:sectPr>

--- a/docs/Next_Career_After_Fauj_Modules.docx
+++ b/docs/Next_Career_After_Fauj_Modules.docx
@@ -119,27 +119,6 @@
     </w:p>
     <w:p>
       <w:pPr>
-        <w:spacing w:after="140"/>
-        <w:ind w:left="360"/>
-      </w:pPr>
-      <w:r>
-        <w:rPr>
-          <w:b/>
-          <w:bCs/>
-        </w:rPr>
-        <w:t xml:space="preserve">5. </w:t>
-      </w:r>
-      <w:r>
-        <w:rPr>
-          <w:b/>
-          <w:bCs/>
-          <w:highlight w:val="yellow"/>
-        </w:rPr>
-        <w:t xml:space="preserve">Skill Equivalency Matrix</w:t>
-      </w:r>
-    </w:p>
-    <w:p>
-      <w:pPr>
         <w:pStyle w:val="Heading2"/>
         <w:spacing w:after="120" w:before="300"/>
       </w:pPr>
@@ -160,10 +139,26 @@
           <w:b/>
           <w:bCs/>
         </w:rPr>
+        <w:t xml:space="preserve">5. </w:t>
+      </w:r>
+      <w:r>
+        <w:t xml:space="preserve">Transition Readiness Index</w:t>
+      </w:r>
+    </w:p>
+    <w:p>
+      <w:pPr>
+        <w:spacing w:after="140"/>
+        <w:ind w:left="360"/>
+      </w:pPr>
+      <w:r>
+        <w:rPr>
+          <w:b/>
+          <w:bCs/>
+        </w:rPr>
         <w:t xml:space="preserve">6. </w:t>
       </w:r>
       <w:r>
-        <w:t xml:space="preserve">Transition Readiness Index</w:t>
+        <w:t xml:space="preserve">AI Readiness</w:t>
       </w:r>
     </w:p>
     <w:p>
@@ -179,7 +174,7 @@
         <w:t xml:space="preserve">7. </w:t>
       </w:r>
       <w:r>
-        <w:t xml:space="preserve">AI Readiness</w:t>
+        <w:t xml:space="preserve">Career Vertical Fit</w:t>
       </w:r>
     </w:p>
     <w:p>
@@ -195,7 +190,7 @@
         <w:t xml:space="preserve">8. </w:t>
       </w:r>
       <w:r>
-        <w:t xml:space="preserve">Career Vertical Fit</w:t>
+        <w:t xml:space="preserve">Target Role Strategy</w:t>
       </w:r>
     </w:p>
     <w:p>
@@ -211,7 +206,7 @@
         <w:t xml:space="preserve">9. </w:t>
       </w:r>
       <w:r>
-        <w:t xml:space="preserve">Target Role Strategy</w:t>
+        <w:t xml:space="preserve">Base CV, Civilianized</w:t>
       </w:r>
     </w:p>
     <w:p>
@@ -227,7 +222,7 @@
         <w:t xml:space="preserve">10. </w:t>
       </w:r>
       <w:r>
-        <w:t xml:space="preserve">Base CV, Civilianized</w:t>
+        <w:t xml:space="preserve">Build My Civilian CV</w:t>
       </w:r>
     </w:p>
     <w:p>
@@ -243,7 +238,7 @@
         <w:t xml:space="preserve">11. </w:t>
       </w:r>
       <w:r>
-        <w:t xml:space="preserve">Build My Civilian CV</w:t>
+        <w:t xml:space="preserve">CV Writing Guide &amp; Templates</w:t>
       </w:r>
     </w:p>
     <w:p>
@@ -259,7 +254,7 @@
         <w:t xml:space="preserve">12. </w:t>
       </w:r>
       <w:r>
-        <w:t xml:space="preserve">CV Writing Guide &amp; Templates</w:t>
+        <w:t xml:space="preserve">Sample CV Library</w:t>
       </w:r>
     </w:p>
     <w:p>
@@ -275,7 +270,7 @@
         <w:t xml:space="preserve">13. </w:t>
       </w:r>
       <w:r>
-        <w:t xml:space="preserve">Sample CV Library</w:t>
+        <w:t xml:space="preserve">JD Match</w:t>
       </w:r>
     </w:p>
     <w:p>
@@ -291,7 +286,7 @@
         <w:t xml:space="preserve">14. </w:t>
       </w:r>
       <w:r>
-        <w:t xml:space="preserve">JD Match</w:t>
+        <w:t xml:space="preserve">Refined CV</w:t>
       </w:r>
     </w:p>
     <w:p>
@@ -307,7 +302,7 @@
         <w:t xml:space="preserve">15. </w:t>
       </w:r>
       <w:r>
-        <w:t xml:space="preserve">Refined CV</w:t>
+        <w:t xml:space="preserve">Gap Roadmap</w:t>
       </w:r>
     </w:p>
     <w:p>
@@ -323,7 +318,7 @@
         <w:t xml:space="preserve">16. </w:t>
       </w:r>
       <w:r>
-        <w:t xml:space="preserve">Gap Roadmap</w:t>
+        <w:t xml:space="preserve">Corporate Language Guide</w:t>
       </w:r>
     </w:p>
     <w:p>
@@ -339,7 +334,12 @@
         <w:t xml:space="preserve">17. </w:t>
       </w:r>
       <w:r>
-        <w:t xml:space="preserve">Corporate Language Guide</w:t>
+        <w:rPr>
+          <w:b/>
+          <w:bCs/>
+          <w:highlight w:val="yellow"/>
+        </w:rPr>
+        <w:t xml:space="preserve">Skill Equivalency Matrix</w:t>
       </w:r>
     </w:p>
     <w:p>

--- a/docs/Next_Career_After_Fauj_Modules.docx
+++ b/docs/Next_Career_After_Fauj_Modules.docx
@@ -339,7 +339,7 @@
           <w:bCs/>
           <w:highlight w:val="yellow"/>
         </w:rPr>
-        <w:t xml:space="preserve">Skill Equivalency Matrix</w:t>
+        <w:t xml:space="preserve">Military Experience &amp; Skill Equivalency</w:t>
       </w:r>
     </w:p>
     <w:p>
